--- a/template_mensal.docx
+++ b/template_mensal.docx
@@ -11,15 +11,7 @@
         <w:t xml:space="preserve">SLA OPERACIONAL </w:t>
       </w:r>
       <w:r>
-        <w:t>{</w:t>
-      </w:r>
-      <w:proofErr w:type="spellStart"/>
-      <w:r>
-        <w:t>nome_cliente</w:t>
-      </w:r>
-      <w:proofErr w:type="spellEnd"/>
-      <w:r>
-        <w:t>}</w:t>
+        <w:t>{nome_cliente}</w:t>
       </w:r>
     </w:p>
     <w:p>
@@ -226,15 +218,7 @@
               <w:t xml:space="preserve">Até </w:t>
             </w:r>
             <w:r>
-              <w:t>{</w:t>
-            </w:r>
-            <w:proofErr w:type="spellStart"/>
-            <w:r>
-              <w:t>meta_ocorrencias</w:t>
-            </w:r>
-            <w:proofErr w:type="spellEnd"/>
-            <w:r>
-              <w:t>}</w:t>
+              <w:t>{meta_ocorrencias}</w:t>
             </w:r>
             <w:r>
               <w:t xml:space="preserve"> registros</w:t>
@@ -287,23 +271,7 @@
           </w:tcPr>
           <w:p>
             <w:r>
-              <w:t>{</w:t>
-            </w:r>
-            <w:proofErr w:type="spellStart"/>
-            <w:r>
-              <w:t>padrao_minimo</w:t>
-            </w:r>
-            <w:proofErr w:type="spellEnd"/>
-            <w:r>
-              <w:t>} a {</w:t>
-            </w:r>
-            <w:proofErr w:type="spellStart"/>
-            <w:r>
-              <w:t>tolerancia_ocorrencias</w:t>
-            </w:r>
-            <w:proofErr w:type="spellEnd"/>
-            <w:r>
-              <w:t>} registros</w:t>
+              <w:t>{padrao_minimo} a {tolerancia_ocorrencias} registros</w:t>
             </w:r>
           </w:p>
         </w:tc>
@@ -356,20 +324,7 @@
               <w:t xml:space="preserve">Acima de </w:t>
             </w:r>
             <w:r>
-              <w:t>{</w:t>
-            </w:r>
-            <w:proofErr w:type="spellStart"/>
-            <w:proofErr w:type="gramStart"/>
-            <w:r>
-              <w:t>critico</w:t>
-            </w:r>
-            <w:proofErr w:type="gramEnd"/>
-            <w:r>
-              <w:t>_ocorrencias</w:t>
-            </w:r>
-            <w:proofErr w:type="spellEnd"/>
-            <w:r>
-              <w:t>}</w:t>
+              <w:t>{critico_ocorrencias}</w:t>
             </w:r>
             <w:r>
               <w:t xml:space="preserve"> registros</w:t>
@@ -453,15 +408,7 @@
         </w:numPr>
       </w:pPr>
       <w:r>
-        <w:t xml:space="preserve">Padrões de </w:t>
-      </w:r>
-      <w:proofErr w:type="spellStart"/>
-      <w:r>
-        <w:t>Procurement</w:t>
-      </w:r>
-      <w:proofErr w:type="spellEnd"/>
-      <w:r>
-        <w:t xml:space="preserve"> Corporativo: O mercado utiliza o teto de 3% de variabilidade para considerar um contrato em conformidade.</w:t>
+        <w:t>Padrões de Procurement Corporativo: O mercado utiliza o teto de 3% de variabilidade para considerar um contrato em conformidade.</w:t>
       </w:r>
     </w:p>
     <w:p>
@@ -488,20 +435,7 @@
         <w:t xml:space="preserve">rotas, manter o índice abaixo de </w:t>
       </w:r>
       <w:r>
-        <w:t>{</w:t>
-      </w:r>
-      <w:proofErr w:type="spellStart"/>
-      <w:proofErr w:type="gramStart"/>
-      <w:r>
-        <w:t>critico</w:t>
-      </w:r>
-      <w:proofErr w:type="gramEnd"/>
-      <w:r>
-        <w:t>_ocorrencias</w:t>
-      </w:r>
-      <w:proofErr w:type="spellEnd"/>
-      <w:r>
-        <w:t>}</w:t>
+        <w:t>{critico_ocorrencias}</w:t>
       </w:r>
       <w:r>
         <w:t xml:space="preserve"> ocorrências mensais é o indicativo de uma operação de alta confiabilidade.</w:t>
@@ -713,15 +647,7 @@
           </w:tcPr>
           <w:p>
             <w:r>
-              <w:t>{</w:t>
-            </w:r>
-            <w:proofErr w:type="spellStart"/>
-            <w:r>
-              <w:t>mes</w:t>
-            </w:r>
-            <w:proofErr w:type="spellEnd"/>
-            <w:r>
-              <w:t>}</w:t>
+              <w:t>{mes}</w:t>
             </w:r>
           </w:p>
         </w:tc>
@@ -755,15 +681,7 @@
           </w:tcPr>
           <w:p>
             <w:r>
-              <w:t>{</w:t>
-            </w:r>
-            <w:proofErr w:type="spellStart"/>
-            <w:r>
-              <w:t>ocorrencias</w:t>
-            </w:r>
-            <w:proofErr w:type="spellEnd"/>
-            <w:r>
-              <w:t>}</w:t>
+              <w:t>{ocorrencias}</w:t>
             </w:r>
           </w:p>
         </w:tc>
@@ -797,15 +715,7 @@
           </w:tcPr>
           <w:p>
             <w:r>
-              <w:t>{</w:t>
-            </w:r>
-            <w:proofErr w:type="spellStart"/>
-            <w:r>
-              <w:t>nivel</w:t>
-            </w:r>
-            <w:proofErr w:type="spellEnd"/>
-            <w:r>
-              <w:t>}</w:t>
+              <w:t>{nivel}</w:t>
             </w:r>
           </w:p>
         </w:tc>
@@ -844,23 +754,7 @@
           <w:b/>
           <w:bCs/>
         </w:rPr>
-        <w:t>{</w:t>
-      </w:r>
-      <w:proofErr w:type="spellStart"/>
-      <w:r>
-        <w:rPr>
-          <w:b/>
-          <w:bCs/>
-        </w:rPr>
-        <w:t>mes</w:t>
-      </w:r>
-      <w:proofErr w:type="spellEnd"/>
-      <w:r>
-        <w:rPr>
-          <w:b/>
-          <w:bCs/>
-        </w:rPr>
-        <w:t>}</w:t>
+        <w:t>{mes}</w:t>
       </w:r>
       <w:r>
         <w:t xml:space="preserve"> (Processadas até o momento)</w:t>
@@ -992,23 +886,7 @@
                 <w:b w:val="0"/>
                 <w:bCs w:val="0"/>
               </w:rPr>
-              <w:t>{#lista_</w:t>
-            </w:r>
-            <w:proofErr w:type="gramStart"/>
-            <w:r>
-              <w:rPr>
-                <w:b w:val="0"/>
-                <w:bCs w:val="0"/>
-              </w:rPr>
-              <w:t>ocorrencias}{numero</w:t>
-            </w:r>
-            <w:proofErr w:type="gramEnd"/>
-            <w:r>
-              <w:rPr>
-                <w:b w:val="0"/>
-                <w:bCs w:val="0"/>
-              </w:rPr>
-              <w:t>}</w:t>
+              <w:t>{#lista_ocorrencias}{numero}</w:t>
             </w:r>
           </w:p>
         </w:tc>
@@ -1048,23 +926,7 @@
                 <w:b w:val="0"/>
                 <w:bCs w:val="0"/>
               </w:rPr>
-              <w:t>{</w:t>
-            </w:r>
-            <w:proofErr w:type="spellStart"/>
-            <w:r>
-              <w:rPr>
-                <w:b w:val="0"/>
-                <w:bCs w:val="0"/>
-              </w:rPr>
-              <w:t>descricao</w:t>
-            </w:r>
-            <w:proofErr w:type="spellEnd"/>
-            <w:r>
-              <w:rPr>
-                <w:b w:val="0"/>
-                <w:bCs w:val="0"/>
-              </w:rPr>
-              <w:t>}</w:t>
+              <w:t>{descricao}</w:t>
             </w:r>
           </w:p>
         </w:tc>
@@ -1084,23 +946,7 @@
                 <w:b w:val="0"/>
                 <w:bCs w:val="0"/>
               </w:rPr>
-              <w:t>{status}{/</w:t>
-            </w:r>
-            <w:proofErr w:type="spellStart"/>
-            <w:r>
-              <w:rPr>
-                <w:b w:val="0"/>
-                <w:bCs w:val="0"/>
-              </w:rPr>
-              <w:t>lista_ocorrencias</w:t>
-            </w:r>
-            <w:proofErr w:type="spellEnd"/>
-            <w:r>
-              <w:rPr>
-                <w:b w:val="0"/>
-                <w:bCs w:val="0"/>
-              </w:rPr>
-              <w:t>}</w:t>
+              <w:t>{status}{/lista_ocorrencias}</w:t>
             </w:r>
           </w:p>
         </w:tc>
@@ -1263,7 +1109,7 @@
         <w:noProof/>
       </w:rPr>
       <w:drawing>
-        <wp:anchor distT="0" distB="0" distL="114300" distR="114300" simplePos="0" relativeHeight="251659264" behindDoc="0" locked="0" layoutInCell="1" allowOverlap="1" wp14:anchorId="2D31D7D9" wp14:editId="45B9FCF0">
+        <wp:anchor distT="0" distB="0" distL="114300" distR="114300" simplePos="0" relativeHeight="251658240" behindDoc="0" locked="0" layoutInCell="1" allowOverlap="1" wp14:anchorId="2D31D7D9" wp14:editId="45B9FCF0">
           <wp:simplePos x="0" y="0"/>
           <wp:positionH relativeFrom="margin">
             <wp:posOffset>5737860</wp:posOffset>
@@ -1340,9 +1186,6 @@
     <w:pPr>
       <w:pStyle w:val="Cabealho"/>
     </w:pPr>
-    <w:r>
-      <w:t>{%logo}</w:t>
-    </w:r>
   </w:p>
 </w:hdr>
 </file>
@@ -2559,8 +2402,6 @@
   <w:style w:type="table" w:default="1" w:styleId="Tabelanormal">
     <w:name w:val="Normal Table"/>
     <w:uiPriority w:val="99"/>
-    <w:semiHidden/>
-    <w:unhideWhenUsed/>
     <w:tblPr>
       <w:tblInd w:w="0" w:type="dxa"/>
       <w:tblCellMar>
